--- a/ITSS系统管理授权书 (1).docx
+++ b/ITSS系统管理授权书 (1).docx
@@ -186,7 +186,7 @@
           <w:sz w:val="30"/>
           <w:szCs w:val="30"/>
         </w:rPr>
-        <w:t>运维部经理</w:t>
+        <w:t>经营拓展部经理</w:t>
       </w:r>
     </w:p>
     <w:sectPr>
